--- a/活动发布免责协议.docx
+++ b/活动发布免责协议.docx
@@ -237,7 +237,7 @@
           <w:b w:val="0"/>
           <w:sz w:val="24"/>
         </w:rPr>
-        <w:t>如为收费活动，收费标准、退费规则、发票事宜由发布方独立制定、独立履约；平台不代收资金的，所有资金往来为发布方与参与者私下行为，与平台无关；</w:t>
+        <w:t>发布方必须在活动信息中如实选择费用方式（AA 制 / 非 AA 制）并说明费用构成。平台不收取、不代收、不托管任何活动费用，也不提供收款、代付或结算通道；费用只作为信息说明展示，一切资金往来均由发布方与参与者自行完成，与平台无关；</w:t>
       </w:r>
     </w:p>
     <w:p>
@@ -504,7 +504,7 @@
           <w:b w:val="0"/>
           <w:sz w:val="24"/>
         </w:rPr>
-        <w:t>；如发生争议，双方协商解决；协商不成，提交【平台主体所在地】人民法院诉讼解决。</w:t>
+        <w:t>；如发生争议，双方应协商解决；协商不成的，任一方可向平台方住所地有管辖权的人民法院提起诉讼。</w:t>
       </w:r>
     </w:p>
     <w:p>
